--- a/materials/word/文献综述材料包.docx
+++ b/materials/word/文献综述材料包.docx
@@ -122,7 +122,7 @@
           </w:tcPr>
           <w:p>
             <w:r>
-              <w:t>Leveraging the Corporate Brand</w:t>
+              <w:t>利用企业品牌</w:t>
             </w:r>
           </w:p>
         </w:tc>
@@ -182,7 +182,7 @@
         <w:pStyle w:val="Heading2"/>
       </w:pPr>
       <w:r>
-        <w:t>1. Leveraging the Corporate Brand</w:t>
+        <w:t>1. 利用企业品牌</w:t>
       </w:r>
     </w:p>
     <w:p>
@@ -262,6 +262,17 @@
       </w:pPr>
       <w:r>
         <w:t>3. 摘要</w:t>
+      </w:r>
+    </w:p>
+    <w:p>
+      <w:r>
+        <w:rPr>
+          <w:b/>
+        </w:rPr>
+        <w:t>中文题名：</w:t>
+      </w:r>
+      <w:r>
+        <w:t>利用企业品牌</w:t>
       </w:r>
     </w:p>
     <w:p>
